--- a/docs/ai/AI Usage Register.docx
+++ b/docs/ai/AI Usage Register.docx
@@ -12,7 +12,19 @@
         <w:rPr>
           <w:lang w:val="en-US"/>
         </w:rPr>
-        <w:t>M1-12: AI Usage Register</w:t>
+        <w:t>M1-1</w:t>
+      </w:r>
+      <w:r>
+        <w:rPr>
+          <w:lang w:val="en-US"/>
+        </w:rPr>
+        <w:t>8</w:t>
+      </w:r>
+      <w:r>
+        <w:rPr>
+          <w:lang w:val="en-US"/>
+        </w:rPr>
+        <w:t>: AI Usage Register</w:t>
       </w:r>
     </w:p>
     <w:p>
@@ -29,19 +41,19 @@
         <w:tblLook w:val="04A0" w:firstRow="1" w:lastRow="0" w:firstColumn="1" w:lastColumn="0" w:noHBand="0" w:noVBand="1"/>
       </w:tblPr>
       <w:tblGrid>
-        <w:gridCol w:w="1271"/>
-        <w:gridCol w:w="1701"/>
-        <w:gridCol w:w="1559"/>
-        <w:gridCol w:w="2410"/>
-        <w:gridCol w:w="1775"/>
-        <w:gridCol w:w="1744"/>
-        <w:gridCol w:w="1744"/>
-        <w:gridCol w:w="1744"/>
+        <w:gridCol w:w="1306"/>
+        <w:gridCol w:w="1694"/>
+        <w:gridCol w:w="1554"/>
+        <w:gridCol w:w="2401"/>
+        <w:gridCol w:w="1772"/>
+        <w:gridCol w:w="1742"/>
+        <w:gridCol w:w="1739"/>
+        <w:gridCol w:w="1740"/>
       </w:tblGrid>
       <w:tr>
         <w:tc>
           <w:tcPr>
-            <w:tcW w:w="1271" w:type="dxa"/>
+            <w:tcW w:w="1306" w:type="dxa"/>
             <w:shd w:val="clear" w:color="auto" w:fill="215E99" w:themeFill="text2" w:themeFillTint="BF"/>
           </w:tcPr>
           <w:p>
@@ -61,7 +73,7 @@
         </w:tc>
         <w:tc>
           <w:tcPr>
-            <w:tcW w:w="1701" w:type="dxa"/>
+            <w:tcW w:w="1694" w:type="dxa"/>
             <w:shd w:val="clear" w:color="auto" w:fill="215E99" w:themeFill="text2" w:themeFillTint="BF"/>
           </w:tcPr>
           <w:p>
@@ -82,7 +94,7 @@
         </w:tc>
         <w:tc>
           <w:tcPr>
-            <w:tcW w:w="1559" w:type="dxa"/>
+            <w:tcW w:w="1554" w:type="dxa"/>
             <w:shd w:val="clear" w:color="auto" w:fill="215E99" w:themeFill="text2" w:themeFillTint="BF"/>
           </w:tcPr>
           <w:p>
@@ -102,7 +114,7 @@
         </w:tc>
         <w:tc>
           <w:tcPr>
-            <w:tcW w:w="2410" w:type="dxa"/>
+            <w:tcW w:w="2401" w:type="dxa"/>
             <w:shd w:val="clear" w:color="auto" w:fill="215E99" w:themeFill="text2" w:themeFillTint="BF"/>
           </w:tcPr>
           <w:p>
@@ -122,7 +134,7 @@
         </w:tc>
         <w:tc>
           <w:tcPr>
-            <w:tcW w:w="1775" w:type="dxa"/>
+            <w:tcW w:w="1772" w:type="dxa"/>
             <w:shd w:val="clear" w:color="auto" w:fill="215E99" w:themeFill="text2" w:themeFillTint="BF"/>
           </w:tcPr>
           <w:p>
@@ -142,7 +154,7 @@
         </w:tc>
         <w:tc>
           <w:tcPr>
-            <w:tcW w:w="1744" w:type="dxa"/>
+            <w:tcW w:w="1742" w:type="dxa"/>
             <w:shd w:val="clear" w:color="auto" w:fill="215E99" w:themeFill="text2" w:themeFillTint="BF"/>
           </w:tcPr>
           <w:p>
@@ -162,7 +174,7 @@
         </w:tc>
         <w:tc>
           <w:tcPr>
-            <w:tcW w:w="1744" w:type="dxa"/>
+            <w:tcW w:w="1739" w:type="dxa"/>
             <w:shd w:val="clear" w:color="auto" w:fill="215E99" w:themeFill="text2" w:themeFillTint="BF"/>
           </w:tcPr>
           <w:p>
@@ -182,7 +194,7 @@
         </w:tc>
         <w:tc>
           <w:tcPr>
-            <w:tcW w:w="1744" w:type="dxa"/>
+            <w:tcW w:w="1740" w:type="dxa"/>
             <w:shd w:val="clear" w:color="auto" w:fill="215E99" w:themeFill="text2" w:themeFillTint="BF"/>
           </w:tcPr>
           <w:p>
@@ -205,98 +217,800 @@
       <w:tr>
         <w:tc>
           <w:tcPr>
-            <w:tcW w:w="1271" w:type="dxa"/>
-          </w:tcPr>
-          <w:p>
-            <w:pPr>
-              <w:rPr>
-                <w:lang w:val="en-US"/>
-              </w:rPr>
-            </w:pPr>
-          </w:p>
-        </w:tc>
-        <w:tc>
-          <w:tcPr>
-            <w:tcW w:w="1701" w:type="dxa"/>
-          </w:tcPr>
-          <w:p>
-            <w:pPr>
-              <w:rPr>
-                <w:lang w:val="en-US"/>
-              </w:rPr>
-            </w:pPr>
-          </w:p>
-        </w:tc>
-        <w:tc>
-          <w:tcPr>
-            <w:tcW w:w="1559" w:type="dxa"/>
-          </w:tcPr>
-          <w:p>
-            <w:pPr>
-              <w:rPr>
-                <w:lang w:val="en-US"/>
-              </w:rPr>
-            </w:pPr>
-          </w:p>
-        </w:tc>
-        <w:tc>
-          <w:tcPr>
-            <w:tcW w:w="2410" w:type="dxa"/>
-          </w:tcPr>
-          <w:p>
-            <w:pPr>
-              <w:rPr>
-                <w:lang w:val="en-US"/>
-              </w:rPr>
-            </w:pPr>
-          </w:p>
-        </w:tc>
-        <w:tc>
-          <w:tcPr>
-            <w:tcW w:w="1775" w:type="dxa"/>
-          </w:tcPr>
-          <w:p>
-            <w:pPr>
-              <w:rPr>
-                <w:lang w:val="en-US"/>
-              </w:rPr>
-            </w:pPr>
-          </w:p>
-        </w:tc>
-        <w:tc>
-          <w:tcPr>
-            <w:tcW w:w="1744" w:type="dxa"/>
-          </w:tcPr>
-          <w:p>
-            <w:pPr>
-              <w:rPr>
-                <w:lang w:val="en-US"/>
-              </w:rPr>
-            </w:pPr>
-          </w:p>
-        </w:tc>
-        <w:tc>
-          <w:tcPr>
-            <w:tcW w:w="1744" w:type="dxa"/>
-          </w:tcPr>
-          <w:p>
-            <w:pPr>
-              <w:rPr>
-                <w:lang w:val="en-US"/>
-              </w:rPr>
-            </w:pPr>
-          </w:p>
-        </w:tc>
-        <w:tc>
-          <w:tcPr>
-            <w:tcW w:w="1744" w:type="dxa"/>
-          </w:tcPr>
-          <w:p>
-            <w:pPr>
-              <w:rPr>
-                <w:lang w:val="en-US"/>
-              </w:rPr>
-            </w:pPr>
+            <w:tcW w:w="1306" w:type="dxa"/>
+          </w:tcPr>
+          <w:p>
+            <w:pPr>
+              <w:rPr>
+                <w:lang w:val="en-US"/>
+              </w:rPr>
+            </w:pPr>
+            <w:r>
+              <w:rPr>
+                <w:lang w:val="en-US"/>
+              </w:rPr>
+              <w:t>09/09/2026</w:t>
+            </w:r>
+          </w:p>
+        </w:tc>
+        <w:tc>
+          <w:tcPr>
+            <w:tcW w:w="1694" w:type="dxa"/>
+          </w:tcPr>
+          <w:p>
+            <w:pPr>
+              <w:rPr>
+                <w:lang w:val="en-US"/>
+              </w:rPr>
+            </w:pPr>
+            <w:r>
+              <w:rPr>
+                <w:lang w:val="en-US"/>
+              </w:rPr>
+              <w:t>Liam Axel Ince</w:t>
+            </w:r>
+          </w:p>
+        </w:tc>
+        <w:tc>
+          <w:tcPr>
+            <w:tcW w:w="1554" w:type="dxa"/>
+          </w:tcPr>
+          <w:p>
+            <w:pPr>
+              <w:rPr>
+                <w:lang w:val="en-US"/>
+              </w:rPr>
+            </w:pPr>
+            <w:r>
+              <w:rPr>
+                <w:lang w:val="en-US"/>
+              </w:rPr>
+              <w:t>Claude</w:t>
+            </w:r>
+          </w:p>
+        </w:tc>
+        <w:tc>
+          <w:tcPr>
+            <w:tcW w:w="2401" w:type="dxa"/>
+          </w:tcPr>
+          <w:p>
+            <w:pPr>
+              <w:rPr>
+                <w:lang w:val="en-US"/>
+              </w:rPr>
+            </w:pPr>
+            <w:r>
+              <w:rPr>
+                <w:lang w:val="en-US"/>
+              </w:rPr>
+              <w:t>Tighten and review language and grammar in registers M1-11 to M1-13</w:t>
+            </w:r>
+          </w:p>
+        </w:tc>
+        <w:tc>
+          <w:tcPr>
+            <w:tcW w:w="1772" w:type="dxa"/>
+          </w:tcPr>
+          <w:p>
+            <w:pPr>
+              <w:rPr>
+                <w:lang w:val="en-US"/>
+              </w:rPr>
+            </w:pPr>
+            <w:r>
+              <w:rPr>
+                <w:lang w:val="en-US"/>
+              </w:rPr>
+              <w:t xml:space="preserve">Suggested sentence reworks, identified </w:t>
+            </w:r>
+            <w:r>
+              <w:rPr>
+                <w:lang w:val="en-US"/>
+              </w:rPr>
+              <w:t>redundancy</w:t>
+            </w:r>
+            <w:r>
+              <w:rPr>
+                <w:lang w:val="en-US"/>
+              </w:rPr>
+              <w:t>.</w:t>
+            </w:r>
+          </w:p>
+        </w:tc>
+        <w:tc>
+          <w:tcPr>
+            <w:tcW w:w="1742" w:type="dxa"/>
+          </w:tcPr>
+          <w:p>
+            <w:pPr>
+              <w:rPr>
+                <w:lang w:val="en-US"/>
+              </w:rPr>
+            </w:pPr>
+            <w:r>
+              <w:rPr>
+                <w:lang w:val="en-US"/>
+              </w:rPr>
+              <w:t xml:space="preserve">Checked that the reworks </w:t>
+            </w:r>
+            <w:r>
+              <w:rPr>
+                <w:lang w:val="en-US"/>
+              </w:rPr>
+              <w:t xml:space="preserve">matched my original intention of what I wanted to say and picked the things I thought relevant to rephrase using the </w:t>
+            </w:r>
+            <w:r>
+              <w:rPr>
+                <w:lang w:val="en-US"/>
+              </w:rPr>
+              <w:t>example of better language and more summarized.</w:t>
+            </w:r>
+          </w:p>
+        </w:tc>
+        <w:tc>
+          <w:tcPr>
+            <w:tcW w:w="1739" w:type="dxa"/>
+          </w:tcPr>
+          <w:p>
+            <w:pPr>
+              <w:rPr>
+                <w:lang w:val="en-US"/>
+              </w:rPr>
+            </w:pPr>
+            <w:r>
+              <w:rPr>
+                <w:lang w:val="en-US"/>
+              </w:rPr>
+              <w:t xml:space="preserve">Chose certain </w:t>
+            </w:r>
+            <w:r>
+              <w:rPr>
+                <w:lang w:val="en-US"/>
+              </w:rPr>
+              <w:t>revisions I agreed with that matched my intention and criteria and reworked into by myself into the register.</w:t>
+            </w:r>
+          </w:p>
+        </w:tc>
+        <w:tc>
+          <w:tcPr>
+            <w:tcW w:w="1740" w:type="dxa"/>
+          </w:tcPr>
+          <w:p>
+            <w:pPr>
+              <w:rPr>
+                <w:lang w:val="en-US"/>
+              </w:rPr>
+            </w:pPr>
+            <w:r>
+              <w:rPr>
+                <w:lang w:val="en-US"/>
+              </w:rPr>
+              <w:t xml:space="preserve">AI didn’t understand the relation between the </w:t>
+            </w:r>
+            <w:proofErr w:type="spellStart"/>
+            <w:proofErr w:type="gramStart"/>
+            <w:r>
+              <w:rPr>
+                <w:lang w:val="en-US"/>
+              </w:rPr>
+              <w:t>The</w:t>
+            </w:r>
+            <w:proofErr w:type="spellEnd"/>
+            <w:proofErr w:type="gramEnd"/>
+            <w:r>
+              <w:rPr>
+                <w:lang w:val="en-US"/>
+              </w:rPr>
+              <w:t xml:space="preserve"> ASM-001 and the </w:t>
+            </w:r>
+            <w:r>
+              <w:rPr>
+                <w:lang w:val="en-US"/>
+              </w:rPr>
+              <w:t xml:space="preserve">FS-001 </w:t>
+            </w:r>
+            <w:r>
+              <w:rPr>
+                <w:lang w:val="en-US"/>
+              </w:rPr>
+              <w:t>that I wanted to mention in R-008</w:t>
+            </w:r>
+          </w:p>
+        </w:tc>
+      </w:tr>
+      <w:tr>
+        <w:tc>
+          <w:tcPr>
+            <w:tcW w:w="1306" w:type="dxa"/>
+          </w:tcPr>
+          <w:p>
+            <w:r>
+              <w:rPr>
+                <w:lang w:val="en-US"/>
+              </w:rPr>
+              <w:t>09/09/2026</w:t>
+            </w:r>
+          </w:p>
+        </w:tc>
+        <w:tc>
+          <w:tcPr>
+            <w:tcW w:w="1694" w:type="dxa"/>
+          </w:tcPr>
+          <w:p>
+            <w:proofErr w:type="spellStart"/>
+            <w:r>
+              <w:rPr>
+                <w:lang w:val="en-US"/>
+              </w:rPr>
+              <w:t>Tetelo</w:t>
+            </w:r>
+            <w:proofErr w:type="spellEnd"/>
+            <w:r>
+              <w:rPr>
+                <w:lang w:val="en-US"/>
+              </w:rPr>
+              <w:t xml:space="preserve"> </w:t>
+            </w:r>
+            <w:proofErr w:type="spellStart"/>
+            <w:r>
+              <w:rPr>
+                <w:lang w:val="en-US"/>
+              </w:rPr>
+              <w:t>Phahladira</w:t>
+            </w:r>
+            <w:proofErr w:type="spellEnd"/>
+          </w:p>
+        </w:tc>
+        <w:tc>
+          <w:tcPr>
+            <w:tcW w:w="1554" w:type="dxa"/>
+          </w:tcPr>
+          <w:p>
+            <w:proofErr w:type="spellStart"/>
+            <w:r>
+              <w:rPr>
+                <w:lang w:val="en-US"/>
+              </w:rPr>
+              <w:t>Chatgpt</w:t>
+            </w:r>
+            <w:proofErr w:type="spellEnd"/>
+          </w:p>
+        </w:tc>
+        <w:tc>
+          <w:tcPr>
+            <w:tcW w:w="2401" w:type="dxa"/>
+          </w:tcPr>
+          <w:p>
+            <w:r>
+              <w:rPr>
+                <w:lang w:val="en-US"/>
+              </w:rPr>
+              <w:t xml:space="preserve">Functional and </w:t>
+            </w:r>
+            <w:proofErr w:type="gramStart"/>
+            <w:r>
+              <w:rPr>
+                <w:lang w:val="en-US"/>
+              </w:rPr>
+              <w:t>Non-functional</w:t>
+            </w:r>
+            <w:proofErr w:type="gramEnd"/>
+            <w:r>
+              <w:rPr>
+                <w:lang w:val="en-US"/>
+              </w:rPr>
+              <w:t xml:space="preserve"> requirements </w:t>
+            </w:r>
+          </w:p>
+          <w:p>
+            <w:pPr>
+              <w:rPr>
+                <w:lang w:val="en-US"/>
+              </w:rPr>
+            </w:pPr>
+          </w:p>
+          <w:p>
+            <w:r>
+              <w:rPr>
+                <w:lang w:val="en-US"/>
+              </w:rPr>
+              <w:t>Acceptance criteria</w:t>
+            </w:r>
+          </w:p>
+        </w:tc>
+        <w:tc>
+          <w:tcPr>
+            <w:tcW w:w="1772" w:type="dxa"/>
+          </w:tcPr>
+          <w:p>
+            <w:r>
+              <w:rPr>
+                <w:rFonts w:ascii="Aptos" w:eastAsia="Aptos" w:hAnsi="Aptos" w:cs="Aptos"/>
+                <w:lang w:val="en-US"/>
+              </w:rPr>
+              <w:t xml:space="preserve">AI assistance was used to review and align the existing NFR business-need column and to check the relationship between requirements and acceptance criteria against the project brief. </w:t>
+            </w:r>
+          </w:p>
+        </w:tc>
+        <w:tc>
+          <w:tcPr>
+            <w:tcW w:w="1742" w:type="dxa"/>
+          </w:tcPr>
+          <w:p>
+            <w:r>
+              <w:rPr>
+                <w:rFonts w:ascii="Aptos" w:eastAsia="Aptos" w:hAnsi="Aptos" w:cs="Aptos"/>
+                <w:lang w:val="en-US"/>
+              </w:rPr>
+              <w:t>The resulting content was reviewed against the existing working requirements and the project brief before inclusion.</w:t>
+            </w:r>
+          </w:p>
+        </w:tc>
+        <w:tc>
+          <w:tcPr>
+            <w:tcW w:w="1739" w:type="dxa"/>
+          </w:tcPr>
+          <w:p>
+            <w:pPr>
+              <w:rPr>
+                <w:lang w:val="en-US"/>
+              </w:rPr>
+            </w:pPr>
+            <w:r>
+              <w:rPr>
+                <w:lang w:val="en-US"/>
+              </w:rPr>
+              <w:t>The format was adopted. It clearly structured and clearly depicts how we intended to show the requirements addressed to the needs, as well as depicting how which specifically.</w:t>
+            </w:r>
+          </w:p>
+        </w:tc>
+        <w:tc>
+          <w:tcPr>
+            <w:tcW w:w="1740" w:type="dxa"/>
+          </w:tcPr>
+          <w:p>
+            <w:r>
+              <w:rPr>
+                <w:lang w:val="en-US"/>
+              </w:rPr>
+              <w:t>Non</w:t>
+            </w:r>
+          </w:p>
+        </w:tc>
+      </w:tr>
+      <w:tr>
+        <w:tc>
+          <w:tcPr>
+            <w:tcW w:w="1306" w:type="dxa"/>
+          </w:tcPr>
+          <w:p>
+            <w:r>
+              <w:rPr>
+                <w:lang w:val="en-US"/>
+              </w:rPr>
+              <w:t>09/09/2026</w:t>
+            </w:r>
+          </w:p>
+        </w:tc>
+        <w:tc>
+          <w:tcPr>
+            <w:tcW w:w="1694" w:type="dxa"/>
+          </w:tcPr>
+          <w:p>
+            <w:proofErr w:type="spellStart"/>
+            <w:r>
+              <w:t>Tetelo</w:t>
+            </w:r>
+            <w:proofErr w:type="spellEnd"/>
+            <w:r>
+              <w:t xml:space="preserve"> </w:t>
+            </w:r>
+            <w:proofErr w:type="spellStart"/>
+            <w:r>
+              <w:t>Phahladira</w:t>
+            </w:r>
+            <w:proofErr w:type="spellEnd"/>
+          </w:p>
+        </w:tc>
+        <w:tc>
+          <w:tcPr>
+            <w:tcW w:w="1554" w:type="dxa"/>
+          </w:tcPr>
+          <w:p>
+            <w:proofErr w:type="spellStart"/>
+            <w:r>
+              <w:t>Chatgpt</w:t>
+            </w:r>
+            <w:proofErr w:type="spellEnd"/>
+          </w:p>
+        </w:tc>
+        <w:tc>
+          <w:tcPr>
+            <w:tcW w:w="2401" w:type="dxa"/>
+          </w:tcPr>
+          <w:p>
+            <w:r>
+              <w:rPr>
+                <w:lang w:val="en-US"/>
+              </w:rPr>
+              <w:t>GitHub issues</w:t>
+            </w:r>
+          </w:p>
+        </w:tc>
+        <w:tc>
+          <w:tcPr>
+            <w:tcW w:w="1772" w:type="dxa"/>
+          </w:tcPr>
+          <w:p>
+            <w:r>
+              <w:t xml:space="preserve">Ai was used to make the issue- tasks based of the project briefs. It also assisted us to make git bulk scripts to have the issues created all at once instead of one-by-one via the </w:t>
+            </w:r>
+            <w:proofErr w:type="spellStart"/>
+            <w:r>
+              <w:t>the</w:t>
+            </w:r>
+            <w:proofErr w:type="spellEnd"/>
+            <w:r>
+              <w:t xml:space="preserve"> GitHub Ui.</w:t>
+            </w:r>
+          </w:p>
+        </w:tc>
+        <w:tc>
+          <w:tcPr>
+            <w:tcW w:w="1742" w:type="dxa"/>
+          </w:tcPr>
+          <w:p>
+            <w:r>
+              <w:t>We continually checked the Milestone 1 document output and what the PED was specified to contain.</w:t>
+            </w:r>
+          </w:p>
+        </w:tc>
+        <w:tc>
+          <w:tcPr>
+            <w:tcW w:w="1739" w:type="dxa"/>
+          </w:tcPr>
+          <w:p>
+            <w:r>
+              <w:t>After validating, we ran the scripts and output was adopted.</w:t>
+            </w:r>
+          </w:p>
+        </w:tc>
+        <w:tc>
+          <w:tcPr>
+            <w:tcW w:w="1740" w:type="dxa"/>
+          </w:tcPr>
+          <w:p>
+            <w:r>
+              <w:rPr>
+                <w:lang w:val="en-US"/>
+              </w:rPr>
+              <w:t>The AI tends to deviate from scope. Hence validation against what is said in the briefs was pivotal</w:t>
+            </w:r>
+          </w:p>
+        </w:tc>
+      </w:tr>
+      <w:tr>
+        <w:tc>
+          <w:tcPr>
+            <w:tcW w:w="1306" w:type="dxa"/>
+            <w:vAlign w:val="center"/>
+          </w:tcPr>
+          <w:p>
+            <w:pPr>
+              <w:rPr>
+                <w:lang w:val="en-US"/>
+              </w:rPr>
+            </w:pPr>
+            <w:r>
+              <w:t>9/09/2026</w:t>
+            </w:r>
+          </w:p>
+        </w:tc>
+        <w:tc>
+          <w:tcPr>
+            <w:tcW w:w="1694" w:type="dxa"/>
+            <w:vAlign w:val="center"/>
+          </w:tcPr>
+          <w:p>
+            <w:r>
+              <w:t>Ofentse Vilakazi</w:t>
+            </w:r>
+          </w:p>
+        </w:tc>
+        <w:tc>
+          <w:tcPr>
+            <w:tcW w:w="1554" w:type="dxa"/>
+            <w:vAlign w:val="center"/>
+          </w:tcPr>
+          <w:p>
+            <w:r>
+              <w:t>ChatGPT</w:t>
+            </w:r>
+          </w:p>
+        </w:tc>
+        <w:tc>
+          <w:tcPr>
+            <w:tcW w:w="2401" w:type="dxa"/>
+            <w:vAlign w:val="center"/>
+          </w:tcPr>
+          <w:p>
+            <w:pPr>
+              <w:rPr>
+                <w:lang w:val="en-US"/>
+              </w:rPr>
+            </w:pPr>
+            <w:r>
+              <w:t>Phase B documentation and review</w:t>
+            </w:r>
+          </w:p>
+        </w:tc>
+        <w:tc>
+          <w:tcPr>
+            <w:tcW w:w="1772" w:type="dxa"/>
+            <w:vAlign w:val="center"/>
+          </w:tcPr>
+          <w:p>
+            <w:r>
+              <w:t>AI assisted with improving the wording, formatting tables and identifying areas that needed clearer explanations or supporting evidence.</w:t>
+            </w:r>
+          </w:p>
+        </w:tc>
+        <w:tc>
+          <w:tcPr>
+            <w:tcW w:w="1742" w:type="dxa"/>
+            <w:vAlign w:val="center"/>
+          </w:tcPr>
+          <w:p>
+            <w:r>
+              <w:t>I reviewed every Phase B section against the Master Project Brief, Milestone 1 requirements, GitHub issue tasks and acceptance criteria.</w:t>
+            </w:r>
+          </w:p>
+        </w:tc>
+        <w:tc>
+          <w:tcPr>
+            <w:tcW w:w="1739" w:type="dxa"/>
+            <w:vAlign w:val="center"/>
+          </w:tcPr>
+          <w:p>
+            <w:r>
+              <w:t>I used suggestions that improved clarity and structure.</w:t>
+            </w:r>
+          </w:p>
+        </w:tc>
+        <w:tc>
+          <w:tcPr>
+            <w:tcW w:w="1740" w:type="dxa"/>
+          </w:tcPr>
+          <w:p>
+            <w:pPr>
+              <w:rPr>
+                <w:lang w:val="en-US"/>
+              </w:rPr>
+            </w:pPr>
+            <w:r>
+              <w:t xml:space="preserve">Missing citations and evidence were identified. The system boundary, major scope dependencies, constraint categories and assumption </w:t>
+            </w:r>
+            <w:proofErr w:type="gramStart"/>
+            <w:r>
+              <w:t>impacts</w:t>
+            </w:r>
+            <w:proofErr w:type="gramEnd"/>
+            <w:r>
+              <w:t xml:space="preserve"> also needed clearer explanations.</w:t>
+            </w:r>
+          </w:p>
+        </w:tc>
+      </w:tr>
+      <w:tr>
+        <w:tc>
+          <w:tcPr>
+            <w:tcW w:w="1306" w:type="dxa"/>
+            <w:vAlign w:val="center"/>
+          </w:tcPr>
+          <w:p>
+            <w:pPr>
+              <w:rPr>
+                <w:lang w:val="en-US"/>
+              </w:rPr>
+            </w:pPr>
+            <w:r>
+              <w:t>09/09/2026</w:t>
+            </w:r>
+          </w:p>
+        </w:tc>
+        <w:tc>
+          <w:tcPr>
+            <w:tcW w:w="1694" w:type="dxa"/>
+            <w:vAlign w:val="center"/>
+          </w:tcPr>
+          <w:p>
+            <w:r>
+              <w:t>Ofentse Vilakazi</w:t>
+            </w:r>
+          </w:p>
+        </w:tc>
+        <w:tc>
+          <w:tcPr>
+            <w:tcW w:w="1554" w:type="dxa"/>
+            <w:vAlign w:val="center"/>
+          </w:tcPr>
+          <w:p>
+            <w:r>
+              <w:t>ChatGPT</w:t>
+            </w:r>
+          </w:p>
+        </w:tc>
+        <w:tc>
+          <w:tcPr>
+            <w:tcW w:w="2401" w:type="dxa"/>
+            <w:vAlign w:val="center"/>
+          </w:tcPr>
+          <w:p>
+            <w:pPr>
+              <w:rPr>
+                <w:lang w:val="en-US"/>
+              </w:rPr>
+            </w:pPr>
+            <w:r>
+              <w:t>GitHub branch, commit, pull-request and project-board workflow</w:t>
+            </w:r>
+          </w:p>
+        </w:tc>
+        <w:tc>
+          <w:tcPr>
+            <w:tcW w:w="1772" w:type="dxa"/>
+            <w:vAlign w:val="center"/>
+          </w:tcPr>
+          <w:p>
+            <w:r>
+              <w:t>AI provided step-by-step guidance for creating and switching branches, committing and pushing documents, updating pull requests and changing issue statuses.</w:t>
+            </w:r>
+          </w:p>
+        </w:tc>
+        <w:tc>
+          <w:tcPr>
+            <w:tcW w:w="1742" w:type="dxa"/>
+            <w:vAlign w:val="center"/>
+          </w:tcPr>
+          <w:p>
+            <w:r>
+              <w:t>I checked the branch name and git status output before following each command. I also confirmed the results on GitHub after pushing or updating a pull request.</w:t>
+            </w:r>
+          </w:p>
+        </w:tc>
+        <w:tc>
+          <w:tcPr>
+            <w:tcW w:w="1739" w:type="dxa"/>
+            <w:vAlign w:val="center"/>
+          </w:tcPr>
+          <w:p>
+            <w:r>
+              <w:t>I followed the commands only after confirming that they matched the correct branch and file. GitHub remained the source of truth for the final branch, commit and review status.</w:t>
+            </w:r>
+          </w:p>
+        </w:tc>
+        <w:tc>
+          <w:tcPr>
+            <w:tcW w:w="1740" w:type="dxa"/>
+            <w:vAlign w:val="center"/>
+          </w:tcPr>
+          <w:p>
+            <w:pPr>
+              <w:rPr>
+                <w:lang w:val="en-US"/>
+              </w:rPr>
+            </w:pPr>
+            <w:r>
+              <w:t>Branch switching was blocked by uncommitted changes, one PR was still a draft, and the repository project initially appeared unlinked from the Issues project view.</w:t>
+            </w:r>
+          </w:p>
+        </w:tc>
+      </w:tr>
+      <w:tr>
+        <w:trPr>
+          <w:trHeight w:val="449"/>
+        </w:trPr>
+        <w:tc>
+          <w:tcPr>
+            <w:tcW w:w="1306" w:type="dxa"/>
+            <w:vAlign w:val="center"/>
+          </w:tcPr>
+          <w:p>
+            <w:pPr>
+              <w:rPr>
+                <w:lang w:val="en-US"/>
+              </w:rPr>
+            </w:pPr>
+            <w:r>
+              <w:t>09/09/2026</w:t>
+            </w:r>
+          </w:p>
+        </w:tc>
+        <w:tc>
+          <w:tcPr>
+            <w:tcW w:w="1694" w:type="dxa"/>
+            <w:vAlign w:val="center"/>
+          </w:tcPr>
+          <w:p>
+            <w:r>
+              <w:t>Ofentse Vilakazi</w:t>
+            </w:r>
+          </w:p>
+        </w:tc>
+        <w:tc>
+          <w:tcPr>
+            <w:tcW w:w="1554" w:type="dxa"/>
+            <w:vAlign w:val="center"/>
+          </w:tcPr>
+          <w:p>
+            <w:r>
+              <w:t>ChatGPT</w:t>
+            </w:r>
+          </w:p>
+        </w:tc>
+        <w:tc>
+          <w:tcPr>
+            <w:tcW w:w="2401" w:type="dxa"/>
+            <w:vAlign w:val="center"/>
+          </w:tcPr>
+          <w:p>
+            <w:pPr>
+              <w:rPr>
+                <w:lang w:val="en-US"/>
+              </w:rPr>
+            </w:pPr>
+            <w:r>
+              <w:t>M1-07 Prioritisation and M1-08 Requirements Traceability Matrix</w:t>
+            </w:r>
+          </w:p>
+        </w:tc>
+        <w:tc>
+          <w:tcPr>
+            <w:tcW w:w="1772" w:type="dxa"/>
+            <w:vAlign w:val="center"/>
+          </w:tcPr>
+          <w:p>
+            <w:r>
+              <w:t>AI assisted with identifying possible links between Phase B sources, requirements and acceptance criteria.</w:t>
+            </w:r>
+          </w:p>
+        </w:tc>
+        <w:tc>
+          <w:tcPr>
+            <w:tcW w:w="1742" w:type="dxa"/>
+            <w:vAlign w:val="center"/>
+          </w:tcPr>
+          <w:p>
+            <w:r>
+              <w:t>I checked the requirement ID against the final requirements document and compared the RTM links with the Phase B stakeholder, scope, constraint and assumption tables.</w:t>
+            </w:r>
+          </w:p>
+        </w:tc>
+        <w:tc>
+          <w:tcPr>
+            <w:tcW w:w="1739" w:type="dxa"/>
+            <w:vAlign w:val="center"/>
+          </w:tcPr>
+          <w:p>
+            <w:r>
+              <w:t>I used the priorities and links that were consistent with the project baseline and corrected or clarified them where necessary. Design, test and release references were left as controlled placeholders for later milestones.</w:t>
+            </w:r>
+          </w:p>
+        </w:tc>
+        <w:tc>
+          <w:tcPr>
+            <w:tcW w:w="1740" w:type="dxa"/>
+            <w:vAlign w:val="center"/>
+          </w:tcPr>
+          <w:p>
+            <w:pPr>
+              <w:rPr>
+                <w:lang w:val="en-US"/>
+              </w:rPr>
+            </w:pPr>
+            <w:r>
+              <w:t>The unique reference number was initially missing from the functional requirements, notification wording was unclear, and design, test and release artefacts do not exist yet. These were clarified or recorded for later traceability.</w:t>
+            </w:r>
           </w:p>
         </w:tc>
       </w:tr>
@@ -316,6 +1030,10 @@
     </w:sectPr>
   </w:body>
 </w:document>
+</file>
+
+<file path=word/numbering.xml><?xml version="1.0" encoding="utf-8"?>
+<w:numbering xmlns:wpc="http://schemas.microsoft.com/office/word/2010/wordprocessingCanvas" xmlns:cx="http://schemas.microsoft.com/office/drawing/2014/chartex" xmlns:cx1="http://schemas.microsoft.com/office/drawing/2015/9/8/chartex" xmlns:cx2="http://schemas.microsoft.com/office/drawing/2015/10/21/chartex" xmlns:cx3="http://schemas.microsoft.com/office/drawing/2016/5/9/chartex" xmlns:cx4="http://schemas.microsoft.com/office/drawing/2016/5/10/chartex" xmlns:cx5="http://schemas.microsoft.com/office/drawing/2016/5/11/chartex" xmlns:cx6="http://schemas.microsoft.com/office/drawing/2016/5/12/chartex" xmlns:cx7="http://schemas.microsoft.com/office/drawing/2016/5/13/chartex" xmlns:cx8="http://schemas.microsoft.com/office/drawing/2016/5/14/chartex" xmlns:mc="http://schemas.openxmlformats.org/markup-compatibility/2006" xmlns:aink="http://schemas.microsoft.com/office/drawing/2016/ink" xmlns:am3d="http://schemas.microsoft.com/office/drawing/2017/model3d" xmlns:o="urn:schemas-microsoft-com:office:office" xmlns:oel="http://schemas.microsoft.com/office/2019/extlst" xmlns:r="http://schemas.openxmlformats.org/officeDocument/2006/relationships" xmlns:m="http://schemas.openxmlformats.org/officeDocument/2006/math" xmlns:v="urn:schemas-microsoft-com:vml" xmlns:wp14="http://schemas.microsoft.com/office/word/2010/wordprocessingDrawing" xmlns:wp="http://schemas.openxmlformats.org/drawingml/2006/wordprocessingDrawing" xmlns:w10="urn:schemas-microsoft-com:office:word" xmlns:w="http://schemas.openxmlformats.org/wordprocessingml/2006/main" xmlns:w14="http://schemas.microsoft.com/office/word/2010/wordml" xmlns:w15="http://schemas.microsoft.com/office/word/2012/wordml" xmlns:w16cex="http://schemas.microsoft.com/office/word/2018/wordml/cex" xmlns:w16cid="http://schemas.microsoft.com/office/word/2016/wordml/cid" xmlns:w16="http://schemas.microsoft.com/office/word/2018/wordml" xmlns:w16du="http://schemas.microsoft.com/office/word/2023/wordml/word16du" xmlns:w16sdtdh="http://schemas.microsoft.com/office/word/2020/wordml/sdtdatahash" xmlns:w16sdtfl="http://schemas.microsoft.com/office/word/2024/wordml/sdtformatlock" xmlns:w16se="http://schemas.microsoft.com/office/word/2015/wordml/symex" xmlns:wpg="http://schemas.microsoft.com/office/word/2010/wordprocessingGroup" xmlns:wpi="http://schemas.microsoft.com/office/word/2010/wordprocessingInk" xmlns:wne="http://schemas.microsoft.com/office/word/2006/wordml" xmlns:wps="http://schemas.microsoft.com/office/word/2010/wordprocessingShape" mc:Ignorable="w14 w15 w16se w16cid w16 w16cex w16sdtdh w16sdtfl w16du wp14"/>
 </file>
 
 <file path=word/styles.xml><?xml version="1.0" encoding="utf-8"?>
@@ -921,7 +1639,6 @@
   <w:style w:type="character" w:default="1" w:styleId="DefaultParagraphFont">
     <w:name w:val="Default Paragraph Font"/>
     <w:uiPriority w:val="1"/>
-    <w:semiHidden/>
     <w:unhideWhenUsed/>
   </w:style>
   <w:style w:type="table" w:default="1" w:styleId="TableNormal">
@@ -1253,6 +1970,36 @@
         <w:insideV w:val="single" w:sz="4" w:space="0" w:color="auto"/>
       </w:tblBorders>
     </w:tblPr>
+  </w:style>
+  <w:style w:type="paragraph" w:styleId="NormalWeb">
+    <w:name w:val="Normal (Web)"/>
+    <w:basedOn w:val="Normal"/>
+    <w:uiPriority w:val="99"/>
+    <w:semiHidden/>
+    <w:unhideWhenUsed/>
+    <w:rsid w:val="003A3460"/>
+    <w:pPr>
+      <w:spacing w:before="100" w:beforeAutospacing="1" w:after="100" w:afterAutospacing="1" w:line="240" w:lineRule="auto"/>
+    </w:pPr>
+    <w:rPr>
+      <w:rFonts w:ascii="Times New Roman" w:eastAsia="Times New Roman" w:hAnsi="Times New Roman" w:cs="Times New Roman"/>
+      <w:kern w:val="0"/>
+      <w:sz w:val="24"/>
+      <w:szCs w:val="24"/>
+      <w:lang w:eastAsia="en-ZA"/>
+      <w14:ligatures w14:val="none"/>
+    </w:rPr>
+  </w:style>
+  <w:style w:type="character" w:styleId="Strong">
+    <w:name w:val="Strong"/>
+    <w:basedOn w:val="DefaultParagraphFont"/>
+    <w:uiPriority w:val="22"/>
+    <w:qFormat/>
+    <w:rsid w:val="003A3460"/>
+    <w:rPr>
+      <w:b/>
+      <w:bCs/>
+    </w:rPr>
   </w:style>
 </w:styles>
 </file>
